--- a/Unsorted/Пушкин/до войны/1. Пушкин до войны.docx
+++ b/Unsorted/Пушкин/до войны/1. Пушкин до войны.docx
@@ -1,6 +1,6 @@
 
 <file path=word/document.xml><?xml version="1.0" encoding="utf-8"?>
-<w:document xmlns:wpc="http://schemas.microsoft.com/office/word/2010/wordprocessingCanvas" xmlns:cx="http://schemas.microsoft.com/office/drawing/2014/chartex" xmlns:cx1="http://schemas.microsoft.com/office/drawing/2015/9/8/chartex" xmlns:mc="http://schemas.openxmlformats.org/markup-compatibility/2006" xmlns:o="urn:schemas-microsoft-com:office:office" xmlns:r="http://schemas.openxmlformats.org/officeDocument/2006/relationships" xmlns:m="http://schemas.openxmlformats.org/officeDocument/2006/math" xmlns:v="urn:schemas-microsoft-com:vml" xmlns:wp14="http://schemas.microsoft.com/office/word/2010/wordprocessingDrawing" xmlns:wp="http://schemas.openxmlformats.org/drawingml/2006/wordprocessingDrawing" xmlns:w10="urn:schemas-microsoft-com:office:word" xmlns:w="http://schemas.openxmlformats.org/wordprocessingml/2006/main" xmlns:w14="http://schemas.microsoft.com/office/word/2010/wordml" xmlns:w15="http://schemas.microsoft.com/office/word/2012/wordml" xmlns:w16se="http://schemas.microsoft.com/office/word/2015/wordml/symex" xmlns:wpg="http://schemas.microsoft.com/office/word/2010/wordprocessingGroup" xmlns:wpi="http://schemas.microsoft.com/office/word/2010/wordprocessingInk" xmlns:wne="http://schemas.microsoft.com/office/word/2006/wordml" xmlns:wps="http://schemas.microsoft.com/office/word/2010/wordprocessingShape" mc:Ignorable="w14 w15 w16se wp14">
+<w:document xmlns:wpc="http://schemas.microsoft.com/office/word/2010/wordprocessingCanvas" xmlns:cx="http://schemas.microsoft.com/office/drawing/2014/chartex" xmlns:cx1="http://schemas.microsoft.com/office/drawing/2015/9/8/chartex" xmlns:cx2="http://schemas.microsoft.com/office/drawing/2015/10/21/chartex" xmlns:cx3="http://schemas.microsoft.com/office/drawing/2016/5/9/chartex" xmlns:cx4="http://schemas.microsoft.com/office/drawing/2016/5/10/chartex" xmlns:cx5="http://schemas.microsoft.com/office/drawing/2016/5/11/chartex" xmlns:cx6="http://schemas.microsoft.com/office/drawing/2016/5/12/chartex" xmlns:cx7="http://schemas.microsoft.com/office/drawing/2016/5/13/chartex" xmlns:cx8="http://schemas.microsoft.com/office/drawing/2016/5/14/chartex" xmlns:mc="http://schemas.openxmlformats.org/markup-compatibility/2006" xmlns:aink="http://schemas.microsoft.com/office/drawing/2016/ink" xmlns:am3d="http://schemas.microsoft.com/office/drawing/2017/model3d" xmlns:o="urn:schemas-microsoft-com:office:office" xmlns:oel="http://schemas.microsoft.com/office/2019/extlst" xmlns:r="http://schemas.openxmlformats.org/officeDocument/2006/relationships" xmlns:m="http://schemas.openxmlformats.org/officeDocument/2006/math" xmlns:v="urn:schemas-microsoft-com:vml" xmlns:wp14="http://schemas.microsoft.com/office/word/2010/wordprocessingDrawing" xmlns:wp="http://schemas.openxmlformats.org/drawingml/2006/wordprocessingDrawing" xmlns:w10="urn:schemas-microsoft-com:office:word" xmlns:w="http://schemas.openxmlformats.org/wordprocessingml/2006/main" xmlns:w14="http://schemas.microsoft.com/office/word/2010/wordml" xmlns:w15="http://schemas.microsoft.com/office/word/2012/wordml" xmlns:w16cex="http://schemas.microsoft.com/office/word/2018/wordml/cex" xmlns:w16cid="http://schemas.microsoft.com/office/word/2016/wordml/cid" xmlns:w16="http://schemas.microsoft.com/office/word/2018/wordml" xmlns:w16du="http://schemas.microsoft.com/office/word/2023/wordml/word16du" xmlns:w16sdtdh="http://schemas.microsoft.com/office/word/2020/wordml/sdtdatahash" xmlns:w16sdtfl="http://schemas.microsoft.com/office/word/2024/wordml/sdtformatlock" xmlns:w16se="http://schemas.microsoft.com/office/word/2015/wordml/symex" xmlns:wpg="http://schemas.microsoft.com/office/word/2010/wordprocessingGroup" xmlns:wpi="http://schemas.microsoft.com/office/word/2010/wordprocessingInk" xmlns:wne="http://schemas.microsoft.com/office/word/2006/wordml" xmlns:wps="http://schemas.microsoft.com/office/word/2010/wordprocessingShape" mc:Ignorable="w14 w15 w16se w16cid w16 w16cex w16sdtdh w16sdtfl w16du wp14">
   <w:body>
     <w:p>
       <w:pPr>
@@ -141,7 +141,23 @@
           <w:sz w:val="24"/>
           <w:szCs w:val="24"/>
         </w:rPr>
-        <w:t>Свою историю ансамбль вел от скромного Загородного дома Екатерины I (упоминания 1710–1712 г</w:t>
+        <w:t>Свою историю ансамбль вел от скромного Загородно</w:t>
+      </w:r>
+      <w:r>
+        <w:rPr>
+          <w:rFonts w:ascii="Times New Roman" w:hAnsi="Times New Roman" w:cs="Times New Roman"/>
+          <w:sz w:val="24"/>
+          <w:szCs w:val="24"/>
+        </w:rPr>
+        <w:t xml:space="preserve">го дома Екатерины I (упоминание </w:t>
+      </w:r>
+      <w:r>
+        <w:rPr>
+          <w:rFonts w:ascii="Times New Roman" w:hAnsi="Times New Roman" w:cs="Times New Roman"/>
+          <w:sz w:val="24"/>
+          <w:szCs w:val="24"/>
+        </w:rPr>
+        <w:t>1710–1712 г</w:t>
       </w:r>
       <w:r>
         <w:rPr>
@@ -165,15 +181,63 @@
           <w:sz w:val="24"/>
           <w:szCs w:val="24"/>
         </w:rPr>
-        <w:t>. Г</w:t>
-      </w:r>
-      <w:r>
-        <w:rPr>
-          <w:rFonts w:ascii="Times New Roman" w:hAnsi="Times New Roman" w:cs="Times New Roman"/>
-          <w:sz w:val="24"/>
-          <w:szCs w:val="24"/>
-        </w:rPr>
-        <w:t>игантское пространство света, золота и ритма, где проходили придворные приемы, балы и празднества. Парадная лестница и дворцовая церковь</w:t>
+        <w:t xml:space="preserve">. </w:t>
+      </w:r>
+      <w:r>
+        <w:rPr>
+          <w:rFonts w:ascii="Times New Roman" w:hAnsi="Times New Roman" w:cs="Times New Roman"/>
+          <w:sz w:val="24"/>
+          <w:szCs w:val="24"/>
+        </w:rPr>
+        <w:t>Большой зал, и</w:t>
+      </w:r>
+      <w:r>
+        <w:rPr>
+          <w:rFonts w:ascii="Times New Roman" w:hAnsi="Times New Roman" w:cs="Times New Roman"/>
+          <w:sz w:val="24"/>
+          <w:szCs w:val="24"/>
+        </w:rPr>
+        <w:t>звестный также как Танцевальный</w:t>
+      </w:r>
+      <w:r>
+        <w:rPr>
+          <w:rFonts w:ascii="Times New Roman" w:hAnsi="Times New Roman" w:cs="Times New Roman"/>
+          <w:sz w:val="24"/>
+          <w:szCs w:val="24"/>
+        </w:rPr>
+        <w:t xml:space="preserve"> — </w:t>
+      </w:r>
+      <w:r>
+        <w:rPr>
+          <w:rFonts w:ascii="Times New Roman" w:hAnsi="Times New Roman" w:cs="Times New Roman"/>
+          <w:sz w:val="24"/>
+          <w:szCs w:val="24"/>
+        </w:rPr>
+        <w:t>г</w:t>
+      </w:r>
+      <w:r>
+        <w:rPr>
+          <w:rFonts w:ascii="Times New Roman" w:hAnsi="Times New Roman" w:cs="Times New Roman"/>
+          <w:sz w:val="24"/>
+          <w:szCs w:val="24"/>
+        </w:rPr>
+        <w:t>игантское пространство света, золота и ритма</w:t>
+      </w:r>
+      <w:r>
+        <w:rPr>
+          <w:rFonts w:ascii="Times New Roman" w:hAnsi="Times New Roman" w:cs="Times New Roman"/>
+          <w:sz w:val="24"/>
+          <w:szCs w:val="24"/>
+        </w:rPr>
+        <w:t>. В нем</w:t>
+      </w:r>
+      <w:r>
+        <w:rPr>
+          <w:rFonts w:ascii="Times New Roman" w:hAnsi="Times New Roman" w:cs="Times New Roman"/>
+          <w:sz w:val="24"/>
+          <w:szCs w:val="24"/>
+        </w:rPr>
+        <w:t xml:space="preserve"> проходили придворные приемы, балы и празднества. Парадная лестница и дворцовая церковь</w:t>
       </w:r>
       <w:r>
         <w:rPr>
@@ -309,7 +373,23 @@
           <w:sz w:val="24"/>
           <w:szCs w:val="24"/>
         </w:rPr>
-        <w:t xml:space="preserve">резиденция последнего русского императора Николая II, созданная Кваренги в строгом и благородном стиле русского классицизма. </w:t>
+        <w:t xml:space="preserve">резиденция последнего русского императора Николая II, созданная </w:t>
+      </w:r>
+      <w:r>
+        <w:rPr>
+          <w:rFonts w:ascii="Times New Roman" w:hAnsi="Times New Roman" w:cs="Times New Roman"/>
+          <w:sz w:val="24"/>
+          <w:szCs w:val="24"/>
+        </w:rPr>
+        <w:t xml:space="preserve">Д. </w:t>
+      </w:r>
+      <w:r>
+        <w:rPr>
+          <w:rFonts w:ascii="Times New Roman" w:hAnsi="Times New Roman" w:cs="Times New Roman"/>
+          <w:sz w:val="24"/>
+          <w:szCs w:val="24"/>
+        </w:rPr>
+        <w:t xml:space="preserve">Кваренги в строгом и благородном стиле русского классицизма. </w:t>
       </w:r>
     </w:p>
     <w:p>
@@ -361,6 +441,14 @@
           <w:sz w:val="24"/>
           <w:szCs w:val="24"/>
         </w:rPr>
+        <w:t>ный</w:t>
+      </w:r>
+      <w:r>
+        <w:rPr>
+          <w:rFonts w:ascii="Times New Roman" w:hAnsi="Times New Roman" w:cs="Times New Roman"/>
+          <w:sz w:val="24"/>
+          <w:szCs w:val="24"/>
+        </w:rPr>
         <w:t xml:space="preserve"> р</w:t>
       </w:r>
       <w:r>
@@ -401,7 +489,23 @@
           <w:sz w:val="24"/>
           <w:szCs w:val="24"/>
         </w:rPr>
-        <w:t xml:space="preserve">гармонично соединяли природу и архитектуру. </w:t>
+        <w:t>гармонично соединяли</w:t>
+      </w:r>
+      <w:r>
+        <w:rPr>
+          <w:rFonts w:ascii="Times New Roman" w:hAnsi="Times New Roman" w:cs="Times New Roman"/>
+          <w:sz w:val="24"/>
+          <w:szCs w:val="24"/>
+        </w:rPr>
+        <w:t>сь в</w:t>
+      </w:r>
+      <w:r>
+        <w:rPr>
+          <w:rFonts w:ascii="Times New Roman" w:hAnsi="Times New Roman" w:cs="Times New Roman"/>
+          <w:sz w:val="24"/>
+          <w:szCs w:val="24"/>
+        </w:rPr>
+        <w:t xml:space="preserve"> природу и архитектуру. </w:t>
       </w:r>
     </w:p>
     <w:p>
@@ -437,43 +541,15 @@
           <w:sz w:val="24"/>
           <w:szCs w:val="24"/>
         </w:rPr>
-        <w:br/>
-      </w:r>
-      <w:r>
-        <w:rPr>
-          <w:rFonts w:ascii="Times New Roman" w:hAnsi="Times New Roman" w:cs="Times New Roman"/>
-          <w:sz w:val="24"/>
-          <w:szCs w:val="24"/>
-        </w:rPr>
-        <w:t xml:space="preserve">в 1918 году Екатерининский и Александровский дворцы были открыты для посетителей как </w:t>
-      </w:r>
-      <w:bookmarkStart w:id="0" w:name="_GoBack"/>
-      <w:bookmarkEnd w:id="0"/>
-      <w:r>
-        <w:rPr>
-          <w:rFonts w:ascii="Times New Roman" w:hAnsi="Times New Roman" w:cs="Times New Roman"/>
-          <w:sz w:val="24"/>
-          <w:szCs w:val="24"/>
-        </w:rPr>
-        <w:t xml:space="preserve">музеи. В 1920–1930-е годы здесь развернулась системная научная работа: создавались инвентарные описи, проводилась </w:t>
-      </w:r>
-      <w:proofErr w:type="spellStart"/>
-      <w:r>
-        <w:rPr>
-          <w:rFonts w:ascii="Times New Roman" w:hAnsi="Times New Roman" w:cs="Times New Roman"/>
-          <w:sz w:val="24"/>
-          <w:szCs w:val="24"/>
-        </w:rPr>
-        <w:t>фотофиксация</w:t>
-      </w:r>
-      <w:proofErr w:type="spellEnd"/>
-      <w:r>
-        <w:rPr>
-          <w:rFonts w:ascii="Times New Roman" w:hAnsi="Times New Roman" w:cs="Times New Roman"/>
-          <w:sz w:val="24"/>
-          <w:szCs w:val="24"/>
-        </w:rPr>
-        <w:t xml:space="preserve"> интерьеров, исследовались строительные и декоративные технологии XVIII–XIX веков.</w:t>
+        <w:t xml:space="preserve"> </w:t>
+      </w:r>
+      <w:r>
+        <w:rPr>
+          <w:rFonts w:ascii="Times New Roman" w:hAnsi="Times New Roman" w:cs="Times New Roman"/>
+          <w:sz w:val="24"/>
+          <w:szCs w:val="24"/>
+        </w:rPr>
+        <w:t>в 1918 году Екатерининский и Александровский дворцы были открыты для посетителей как музеи. В 1920–1930-е годы здесь развернулась системная научная работа: создавались инвентарные описи, проводилась фотофиксация интерьеров, исследовались строительные и декоративные технологии XVIII–XIX веков.</w:t>
       </w:r>
     </w:p>
     <w:p>
@@ -554,15 +630,15 @@
           <w:sz w:val="24"/>
           <w:szCs w:val="24"/>
         </w:rPr>
-        <w:t xml:space="preserve"> Именно материалы 1918–1941 годов — обмеры, фотографии, описания — стали фундаментом для послевоенной реставрации.</w:t>
-      </w:r>
-      <w:r>
-        <w:rPr>
-          <w:rFonts w:ascii="Times New Roman" w:hAnsi="Times New Roman" w:cs="Times New Roman"/>
-          <w:sz w:val="24"/>
-          <w:szCs w:val="24"/>
-        </w:rPr>
         <w:t xml:space="preserve"> </w:t>
+      </w:r>
+      <w:r>
+        <w:rPr>
+          <w:rFonts w:ascii="Times New Roman" w:hAnsi="Times New Roman" w:cs="Times New Roman"/>
+          <w:sz w:val="24"/>
+          <w:szCs w:val="24"/>
+        </w:rPr>
+        <w:t>Именно архитектурные обмеры, фотографии и текстовые описания, собранные в 1918-1941 годах, стали основой послевоенного восстановления.</w:t>
       </w:r>
     </w:p>
     <w:sectPr>
@@ -576,7 +652,7 @@
 </file>
 
 <file path=word/styles.xml><?xml version="1.0" encoding="utf-8"?>
-<w:styles xmlns:mc="http://schemas.openxmlformats.org/markup-compatibility/2006" xmlns:r="http://schemas.openxmlformats.org/officeDocument/2006/relationships" xmlns:w="http://schemas.openxmlformats.org/wordprocessingml/2006/main" xmlns:w14="http://schemas.microsoft.com/office/word/2010/wordml" xmlns:w15="http://schemas.microsoft.com/office/word/2012/wordml" xmlns:w16se="http://schemas.microsoft.com/office/word/2015/wordml/symex" mc:Ignorable="w14 w15 w16se">
+<w:styles xmlns:mc="http://schemas.openxmlformats.org/markup-compatibility/2006" xmlns:r="http://schemas.openxmlformats.org/officeDocument/2006/relationships" xmlns:w="http://schemas.openxmlformats.org/wordprocessingml/2006/main" xmlns:w14="http://schemas.microsoft.com/office/word/2010/wordml" xmlns:w15="http://schemas.microsoft.com/office/word/2012/wordml" xmlns:w16cex="http://schemas.microsoft.com/office/word/2018/wordml/cex" xmlns:w16cid="http://schemas.microsoft.com/office/word/2016/wordml/cid" xmlns:w16="http://schemas.microsoft.com/office/word/2018/wordml" xmlns:w16du="http://schemas.microsoft.com/office/word/2023/wordml/word16du" xmlns:w16sdtdh="http://schemas.microsoft.com/office/word/2020/wordml/sdtdatahash" xmlns:w16sdtfl="http://schemas.microsoft.com/office/word/2024/wordml/sdtformatlock" xmlns:w16se="http://schemas.microsoft.com/office/word/2015/wordml/symex" mc:Ignorable="w14 w15 w16se w16cid w16 w16cex w16sdtdh w16sdtfl w16du">
   <w:docDefaults>
     <w:rPrDefault>
       <w:rPr>
@@ -592,7 +668,7 @@
       </w:pPr>
     </w:pPrDefault>
   </w:docDefaults>
-  <w:latentStyles w:defLockedState="0" w:defUIPriority="99" w:defSemiHidden="0" w:defUnhideWhenUsed="0" w:defQFormat="0" w:count="371">
+  <w:latentStyles w:defLockedState="0" w:defUIPriority="99" w:defSemiHidden="0" w:defUnhideWhenUsed="0" w:defQFormat="0" w:count="376">
     <w:lsdException w:name="Normal" w:uiPriority="0" w:qFormat="1"/>
     <w:lsdException w:name="heading 1" w:uiPriority="9" w:qFormat="1"/>
     <w:lsdException w:name="heading 2" w:semiHidden="1" w:uiPriority="9" w:unhideWhenUsed="1" w:qFormat="1"/>
@@ -964,6 +1040,11 @@
     <w:lsdException w:name="List Table 5 Dark Accent 6" w:uiPriority="50"/>
     <w:lsdException w:name="List Table 6 Colorful Accent 6" w:uiPriority="51"/>
     <w:lsdException w:name="List Table 7 Colorful Accent 6" w:uiPriority="52"/>
+    <w:lsdException w:name="Mention" w:semiHidden="1" w:unhideWhenUsed="1"/>
+    <w:lsdException w:name="Smart Hyperlink" w:semiHidden="1" w:unhideWhenUsed="1"/>
+    <w:lsdException w:name="Hashtag" w:semiHidden="1" w:unhideWhenUsed="1"/>
+    <w:lsdException w:name="Unresolved Mention" w:semiHidden="1" w:unhideWhenUsed="1"/>
+    <w:lsdException w:name="Smart Link" w:semiHidden="1" w:unhideWhenUsed="1"/>
   </w:latentStyles>
   <w:style w:type="paragraph" w:default="1" w:styleId="a">
     <w:name w:val="Normal"/>
